--- a/08_session08/questions_session08.docx
+++ b/08_session08/questions_session08.docx
@@ -579,7 +579,7 @@
         <w:szCs w:val="18"/>
         <w:lang w:val="en-US"/>
       </w:rPr>
-      <w:t>5</w:t>
+      <w:t>6</w:t>
     </w:r>
   </w:p>
 </w:hdr>
